--- a/docs/_1782286299688er946.docx
+++ b/docs/_1782286299688er946.docx
@@ -2,6 +2,86 @@
 <file path=word/document.xml><?xml version="1.0" encoding="utf-8"?>
 <w:document xmlns:wpc="http://schemas.microsoft.com/office/word/2010/wordprocessingCanvas" xmlns:mc="http://schemas.openxmlformats.org/markup-compatibility/2006" xmlns:o="urn:schemas-microsoft-com:office:office" xmlns:r="http://schemas.openxmlformats.org/officeDocument/2006/relationships" xmlns:m="http://schemas.openxmlformats.org/officeDocument/2006/math" xmlns:v="urn:schemas-microsoft-com:vml" xmlns:wp14="http://schemas.microsoft.com/office/word/2010/wordprocessingDrawing" xmlns:wp="http://schemas.openxmlformats.org/drawingml/2006/wordprocessingDrawing" xmlns:w10="urn:schemas-microsoft-com:office:word" xmlns:w="http://schemas.openxmlformats.org/wordprocessingml/2006/main" xmlns:w14="http://schemas.microsoft.com/office/word/2010/wordml" xmlns:w15="http://schemas.microsoft.com/office/word/2012/wordml" xmlns:wpg="http://schemas.microsoft.com/office/word/2010/wordprocessingGroup" xmlns:wpi="http://schemas.microsoft.com/office/word/2010/wordprocessingInk" xmlns:wne="http://schemas.microsoft.com/office/word/2006/wordml" xmlns:wps="http://schemas.microsoft.com/office/word/2010/wordprocessingShape" xmlns:cx="http://schemas.microsoft.com/office/drawing/2014/chartex" xmlns:cx1="http://schemas.microsoft.com/office/drawing/2015/9/8/chartex" xmlns:cx2="http://schemas.microsoft.com/office/drawing/2015/10/21/chartex" xmlns:cx3="http://schemas.microsoft.com/office/drawing/2016/5/9/chartex" xmlns:cx4="http://schemas.microsoft.com/office/drawing/2016/5/10/chartex" xmlns:cx5="http://schemas.microsoft.com/office/drawing/2016/5/11/chartex" xmlns:cx6="http://schemas.microsoft.com/office/drawing/2016/5/12/chartex" xmlns:cx7="http://schemas.microsoft.com/office/drawing/2016/5/13/chartex" xmlns:cx8="http://schemas.microsoft.com/office/drawing/2016/5/14/chartex" xmlns:aink="http://schemas.microsoft.com/office/drawing/2016/ink" xmlns:am3d="http://schemas.microsoft.com/office/drawing/2017/model3d" xmlns:w16cex="http://schemas.microsoft.com/office/word/2018/wordml/cex" xmlns:w16cid="http://schemas.microsoft.com/office/word/2016/wordml/cid" xmlns:w16="http://schemas.microsoft.com/office/word/2018/wordml" xmlns:w16sdtdh="http://schemas.microsoft.com/office/word/2020/wordml/sdtdatahash" xmlns:w16se="http://schemas.microsoft.com/office/word/2015/wordml/symex" mc:Ignorable="w14 w15 wp14">
   <w:body>
+    <w:p>
+      <w:pPr>
+        <w:pBdr>
+          <w:bottom w:val="single" w:color="999999" w:sz="4" w:space="3"/>
+        </w:pBdr>
+        <w:spacing w:before="0" w:after="120"/>
+      </w:pPr>
+      <w:r>
+        <w:rPr>
+          <w:b/>
+          <w:bCs/>
+          <w:color w:val="333333"/>
+          <w:sz w:val="24"/>
+          <w:szCs w:val="24"/>
+          <w:rFonts w:ascii="Arial" w:cs="Arial" w:eastAsia="Arial" w:hAnsi="Arial"/>
+        </w:rPr>
+        <w:t xml:space="preserve">Sommaire</w:t>
+      </w:r>
+    </w:p>
+    <w:p>
+      <w:pPr>
+        <w:spacing w:before="60" w:after="60"/>
+        <w:ind w:left="480"/>
+      </w:pPr>
+      <w:r>
+        <w:rPr>
+          <w:sz w:val="22"/>
+          <w:szCs w:val="22"/>
+          <w:rFonts w:ascii="Arial" w:cs="Arial" w:eastAsia="Arial" w:hAnsi="Arial"/>
+        </w:rPr>
+        <w:t xml:space="preserve">I. Preparation of Tools</w:t>
+      </w:r>
+    </w:p>
+    <w:p>
+      <w:pPr>
+        <w:spacing w:before="60" w:after="60"/>
+        <w:ind w:left="480"/>
+      </w:pPr>
+      <w:r>
+        <w:rPr>
+          <w:sz w:val="22"/>
+          <w:szCs w:val="22"/>
+          <w:rFonts w:ascii="Arial" w:cs="Arial" w:eastAsia="Arial" w:hAnsi="Arial"/>
+        </w:rPr>
+        <w:t xml:space="preserve">II. Testing Process</w:t>
+      </w:r>
+    </w:p>
+    <w:p>
+      <w:pPr>
+        <w:spacing w:before="60" w:after="60"/>
+        <w:ind w:left="480"/>
+      </w:pPr>
+      <w:r>
+        <w:rPr>
+          <w:sz w:val="22"/>
+          <w:szCs w:val="22"/>
+          <w:rFonts w:ascii="Arial" w:cs="Arial" w:eastAsia="Arial" w:hAnsi="Arial"/>
+        </w:rPr>
+        <w:t xml:space="preserve">III. Documentation and Reporting</w:t>
+      </w:r>
+    </w:p>
+    <w:p>
+      <w:pPr>
+        <w:spacing w:before="60" w:after="60"/>
+        <w:ind w:left="480"/>
+      </w:pPr>
+      <w:r>
+        <w:rPr>
+          <w:sz w:val="22"/>
+          <w:szCs w:val="22"/>
+          <w:rFonts w:ascii="Arial" w:cs="Arial" w:eastAsia="Arial" w:hAnsi="Arial"/>
+        </w:rPr>
+        <w:t xml:space="preserve">IV. Clean-Up</w:t>
+      </w:r>
+    </w:p>
+    <w:p>
+      <w:pPr>
+        <w:spacing w:before="120" w:after="0"/>
+      </w:pPr>
+    </w:p>
     <w:p>
       <w:pPr>
         <w:spacing w:before="40" w:after="40"/>
@@ -177,7 +257,7 @@
             <w:r>
               <w:drawing>
                 <wp:inline distT="0" distB="0" distL="0" distR="0">
-                  <wp:extent cx="1905000" cy="1428750"/>
+                  <wp:extent cx="2476500" cy="1857375"/>
                   <wp:effectExtent t="0" r="0" b="0" l="0"/>
                   <wp:docPr id="1" name="" descr="" title=""/>
                   <wp:cNvGraphicFramePr>
@@ -202,7 +282,7 @@
                         <pic:spPr bwMode="auto">
                           <a:xfrm>
                             <a:off x="0" y="0"/>
-                            <a:ext cx="1905000" cy="1428750"/>
+                            <a:ext cx="2476500" cy="1857375"/>
                           </a:xfrm>
                           <a:prstGeom prst="rect">
                             <a:avLst/>
@@ -222,7 +302,7 @@
             <w:r>
               <w:drawing>
                 <wp:inline distT="0" distB="0" distL="0" distR="0">
-                  <wp:extent cx="1905000" cy="1428750"/>
+                  <wp:extent cx="2476500" cy="1857375"/>
                   <wp:effectExtent t="0" r="0" b="0" l="0"/>
                   <wp:docPr id="1" name="" descr="" title=""/>
                   <wp:cNvGraphicFramePr>
@@ -247,7 +327,7 @@
                         <pic:spPr bwMode="auto">
                           <a:xfrm>
                             <a:off x="0" y="0"/>
-                            <a:ext cx="1905000" cy="1428750"/>
+                            <a:ext cx="2476500" cy="1857375"/>
                           </a:xfrm>
                           <a:prstGeom prst="rect">
                             <a:avLst/>
@@ -521,278 +601,6 @@
         <w:t xml:space="preserve">End of Procedure</w:t>
       </w:r>
     </w:p>
-    <w:p>
-      <w:pPr>
-        <w:pBdr>
-          <w:bottom w:val="single" w:color="1B3A6B" w:sz="6" w:space="3"/>
-        </w:pBdr>
-        <w:spacing w:before="600" w:after="120"/>
-      </w:pPr>
-      <w:r>
-        <w:rPr>
-          <w:b/>
-          <w:bCs/>
-          <w:color w:val="1B3A6B"/>
-          <w:sz w:val="26"/>
-          <w:szCs w:val="26"/>
-          <w:rFonts w:ascii="Arial" w:cs="Arial" w:eastAsia="Arial" w:hAnsi="Arial"/>
-        </w:rPr>
-        <w:t xml:space="preserve">Photos</w:t>
-      </w:r>
-    </w:p>
-    <w:p>
-      <w:pPr>
-        <w:spacing w:before="200" w:after="60"/>
-      </w:pPr>
-      <w:r>
-        <w:rPr>
-          <w:b/>
-          <w:bCs/>
-          <w:sz w:val="22"/>
-          <w:szCs w:val="22"/>
-          <w:rFonts w:ascii="Arial" w:cs="Arial" w:eastAsia="Arial" w:hAnsi="Arial"/>
-        </w:rPr>
-        <w:t xml:space="preserve">preparation des outils — Step 1</w:t>
-      </w:r>
-    </w:p>
-    <w:p>
-      <w:pPr>
-        <w:spacing w:before="0" w:after="80"/>
-      </w:pPr>
-      <w:r>
-        <w:rPr>
-          <w:color w:val="555555"/>
-          <w:sz w:val="20"/>
-          <w:szCs w:val="20"/>
-          <w:rFonts w:ascii="Arial" w:cs="Arial" w:eastAsia="Arial" w:hAnsi="Arial"/>
-        </w:rPr>
-        <w:t xml:space="preserve">Mettre ces outils sur la table de travail</w:t>
-      </w:r>
-    </w:p>
-    <w:p>
-      <w:pPr>
-        <w:spacing w:before="40" w:after="40"/>
-      </w:pPr>
-      <w:r>
-        <w:drawing>
-          <wp:inline distT="0" distB="0" distL="0" distR="0">
-            <wp:extent cx="3048000" cy="2286000"/>
-            <wp:effectExtent t="0" r="0" b="0" l="0"/>
-            <wp:docPr id="1" name="" descr="" title=""/>
-            <wp:cNvGraphicFramePr>
-              <a:graphicFrameLocks xmlns:a="http://schemas.openxmlformats.org/drawingml/2006/main" noChangeAspect="1"/>
-            </wp:cNvGraphicFramePr>
-            <a:graphic xmlns:a="http://schemas.openxmlformats.org/drawingml/2006/main">
-              <a:graphicData uri="http://schemas.openxmlformats.org/drawingml/2006/picture">
-                <pic:pic xmlns:pic="http://schemas.openxmlformats.org/drawingml/2006/picture">
-                  <pic:nvPicPr>
-                    <pic:cNvPr id="0" name="" descr=""/>
-                    <pic:cNvPicPr>
-                      <a:picLocks noChangeAspect="1" noChangeArrowheads="1"/>
-                    </pic:cNvPicPr>
-                  </pic:nvPicPr>
-                  <pic:blipFill>
-                    <a:blip r:embed="rId10" cstate="none"/>
-                    <a:srcRect/>
-                    <a:stretch>
-                      <a:fillRect/>
-                    </a:stretch>
-                  </pic:blipFill>
-                  <pic:spPr bwMode="auto">
-                    <a:xfrm>
-                      <a:off x="0" y="0"/>
-                      <a:ext cx="3048000" cy="2286000"/>
-                    </a:xfrm>
-                    <a:prstGeom prst="rect">
-                      <a:avLst/>
-                    </a:prstGeom>
-                  </pic:spPr>
-                </pic:pic>
-              </a:graphicData>
-            </a:graphic>
-          </wp:inline>
-        </w:drawing>
-      </w:r>
-    </w:p>
-    <w:p>
-      <w:pPr>
-        <w:spacing w:before="40" w:after="40"/>
-      </w:pPr>
-      <w:r>
-        <w:drawing>
-          <wp:inline distT="0" distB="0" distL="0" distR="0">
-            <wp:extent cx="3048000" cy="2286000"/>
-            <wp:effectExtent t="0" r="0" b="0" l="0"/>
-            <wp:docPr id="1" name="" descr="" title=""/>
-            <wp:cNvGraphicFramePr>
-              <a:graphicFrameLocks xmlns:a="http://schemas.openxmlformats.org/drawingml/2006/main" noChangeAspect="1"/>
-            </wp:cNvGraphicFramePr>
-            <a:graphic xmlns:a="http://schemas.openxmlformats.org/drawingml/2006/main">
-              <a:graphicData uri="http://schemas.openxmlformats.org/drawingml/2006/picture">
-                <pic:pic xmlns:pic="http://schemas.openxmlformats.org/drawingml/2006/picture">
-                  <pic:nvPicPr>
-                    <pic:cNvPr id="0" name="" descr=""/>
-                    <pic:cNvPicPr>
-                      <a:picLocks noChangeAspect="1" noChangeArrowheads="1"/>
-                    </pic:cNvPicPr>
-                  </pic:nvPicPr>
-                  <pic:blipFill>
-                    <a:blip r:embed="rId11" cstate="none"/>
-                    <a:srcRect/>
-                    <a:stretch>
-                      <a:fillRect/>
-                    </a:stretch>
-                  </pic:blipFill>
-                  <pic:spPr bwMode="auto">
-                    <a:xfrm>
-                      <a:off x="0" y="0"/>
-                      <a:ext cx="3048000" cy="2286000"/>
-                    </a:xfrm>
-                    <a:prstGeom prst="rect">
-                      <a:avLst/>
-                    </a:prstGeom>
-                  </pic:spPr>
-                </pic:pic>
-              </a:graphicData>
-            </a:graphic>
-          </wp:inline>
-        </w:drawing>
-      </w:r>
-    </w:p>
-    <w:p>
-      <w:pPr>
-        <w:spacing w:before="480"/>
-      </w:pPr>
-    </w:p>
-    <w:tbl>
-      <w:tblPr>
-        <w:tblW w:type="dxa" w:w="9638"/>
-        <w:tblBorders>
-          <w:top w:val="single" w:color="auto" w:sz="4"/>
-          <w:left w:val="single" w:color="auto" w:sz="4"/>
-          <w:bottom w:val="single" w:color="auto" w:sz="4"/>
-          <w:right w:val="single" w:color="auto" w:sz="4"/>
-          <w:insideH w:val="single" w:color="auto" w:sz="4"/>
-          <w:insideV w:val="single" w:color="auto" w:sz="4"/>
-        </w:tblBorders>
-      </w:tblPr>
-      <w:tblGrid>
-        <w:gridCol w:w="4819"/>
-        <w:gridCol w:w="4819"/>
-      </w:tblGrid>
-      <w:tr>
-        <w:tc>
-          <w:tcPr>
-            <w:tcW w:type="dxa" w:w="4819"/>
-            <w:tcBorders>
-              <w:top w:val="single" w:color="AAAAAA" w:sz="4"/>
-              <w:left w:val="single" w:color="AAAAAA" w:sz="4"/>
-              <w:bottom w:val="single" w:color="AAAAAA" w:sz="4"/>
-              <w:right w:val="single" w:color="AAAAAA" w:sz="4"/>
-            </w:tcBorders>
-            <w:tcMar>
-              <w:top w:type="dxa" w:w="80"/>
-              <w:left w:type="dxa" w:w="140"/>
-              <w:bottom w:type="dxa" w:w="80"/>
-              <w:right w:type="dxa" w:w="140"/>
-            </w:tcMar>
-            <w:vAlign w:val="center"/>
-          </w:tcPr>
-          <w:p>
-            <w:r>
-              <w:rPr>
-                <w:b/>
-                <w:bCs/>
-                <w:sz w:val="20"/>
-                <w:szCs w:val="20"/>
-                <w:rFonts w:ascii="Arial" w:cs="Arial" w:eastAsia="Arial" w:hAnsi="Arial"/>
-              </w:rPr>
-              <w:t xml:space="preserve">Etablit par :</w:t>
-            </w:r>
-          </w:p>
-        </w:tc>
-        <w:tc>
-          <w:tcPr>
-            <w:tcW w:type="dxa" w:w="4819"/>
-            <w:tcBorders>
-              <w:top w:val="single" w:color="AAAAAA" w:sz="4"/>
-              <w:left w:val="single" w:color="AAAAAA" w:sz="4"/>
-              <w:bottom w:val="single" w:color="AAAAAA" w:sz="4"/>
-              <w:right w:val="single" w:color="AAAAAA" w:sz="4"/>
-            </w:tcBorders>
-            <w:tcMar>
-              <w:top w:type="dxa" w:w="80"/>
-              <w:left w:type="dxa" w:w="140"/>
-              <w:bottom w:type="dxa" w:w="80"/>
-              <w:right w:type="dxa" w:w="140"/>
-            </w:tcMar>
-            <w:vAlign w:val="center"/>
-          </w:tcPr>
-          <w:p>
-            <w:r>
-              <w:rPr>
-                <w:b/>
-                <w:bCs/>
-                <w:sz w:val="20"/>
-                <w:szCs w:val="20"/>
-                <w:rFonts w:ascii="Arial" w:cs="Arial" w:eastAsia="Arial" w:hAnsi="Arial"/>
-              </w:rPr>
-              <w:t xml:space="preserve">Contrôlé par :</w:t>
-            </w:r>
-          </w:p>
-        </w:tc>
-      </w:tr>
-      <w:tr>
-        <w:tc>
-          <w:tcPr>
-            <w:tcW w:type="dxa" w:w="4819"/>
-            <w:tcBorders>
-              <w:top w:val="single" w:color="AAAAAA" w:sz="4"/>
-              <w:left w:val="single" w:color="AAAAAA" w:sz="4"/>
-              <w:bottom w:val="single" w:color="AAAAAA" w:sz="4"/>
-              <w:right w:val="single" w:color="AAAAAA" w:sz="4"/>
-            </w:tcBorders>
-            <w:tcMar>
-              <w:top w:type="dxa" w:w="400"/>
-              <w:left w:type="dxa" w:w="140"/>
-              <w:bottom w:type="dxa" w:w="400"/>
-              <w:right w:type="dxa" w:w="140"/>
-            </w:tcMar>
-          </w:tcPr>
-          <w:p>
-            <w:pPr>
-              <w:jc w:val="center"/>
-            </w:pPr>
-            <w:r>
-              <w:rPr>
-                <w:sz w:val="22"/>
-                <w:szCs w:val="22"/>
-                <w:rFonts w:ascii="Arial" w:cs="Arial" w:eastAsia="Arial" w:hAnsi="Arial"/>
-              </w:rPr>
-              <w:t xml:space="preserve">Alexis</w:t>
-            </w:r>
-          </w:p>
-        </w:tc>
-        <w:tc>
-          <w:tcPr>
-            <w:tcW w:type="dxa" w:w="4819"/>
-            <w:tcBorders>
-              <w:top w:val="single" w:color="AAAAAA" w:sz="4"/>
-              <w:left w:val="single" w:color="AAAAAA" w:sz="4"/>
-              <w:bottom w:val="single" w:color="AAAAAA" w:sz="4"/>
-              <w:right w:val="single" w:color="AAAAAA" w:sz="4"/>
-            </w:tcBorders>
-            <w:tcMar>
-              <w:top w:type="dxa" w:w="400"/>
-              <w:left w:type="dxa" w:w="140"/>
-              <w:bottom w:type="dxa" w:w="400"/>
-              <w:right w:type="dxa" w:w="140"/>
-            </w:tcMar>
-          </w:tcPr>
-          <w:p/>
-        </w:tc>
-      </w:tr>
-    </w:tbl>
     <w:sectPr>
       <w:headerReference w:type="default" r:id="rId6"/>
       <w:footerReference w:type="default" r:id="rId7"/>

--- a/docs/_1782286299688er946.docx
+++ b/docs/_1782286299688er946.docx
@@ -32,7 +32,7 @@
           <w:szCs w:val="22"/>
           <w:rFonts w:ascii="Arial" w:cs="Arial" w:eastAsia="Arial" w:hAnsi="Arial"/>
         </w:rPr>
-        <w:t xml:space="preserve">I. Preparation of Tools</w:t>
+        <w:t xml:space="preserve">I. Tool Preparation</w:t>
       </w:r>
     </w:p>
     <w:p>
@@ -46,7 +46,7 @@
           <w:szCs w:val="22"/>
           <w:rFonts w:ascii="Arial" w:cs="Arial" w:eastAsia="Arial" w:hAnsi="Arial"/>
         </w:rPr>
-        <w:t xml:space="preserve">II. Testing Process</w:t>
+        <w:t xml:space="preserve">II. Electronic Board Preparation</w:t>
       </w:r>
     </w:p>
     <w:p>
@@ -60,111 +60,13 @@
           <w:szCs w:val="22"/>
           <w:rFonts w:ascii="Arial" w:cs="Arial" w:eastAsia="Arial" w:hAnsi="Arial"/>
         </w:rPr>
-        <w:t xml:space="preserve">III. Documentation and Reporting</w:t>
-      </w:r>
-    </w:p>
-    <w:p>
-      <w:pPr>
-        <w:spacing w:before="60" w:after="60"/>
-        <w:ind w:left="480"/>
-      </w:pPr>
-      <w:r>
-        <w:rPr>
-          <w:sz w:val="22"/>
-          <w:szCs w:val="22"/>
-          <w:rFonts w:ascii="Arial" w:cs="Arial" w:eastAsia="Arial" w:hAnsi="Arial"/>
-        </w:rPr>
-        <w:t xml:space="preserve">IV. Clean-Up</w:t>
+        <w:t xml:space="preserve">III. Testing Procedure</w:t>
       </w:r>
     </w:p>
     <w:p>
       <w:pPr>
         <w:spacing w:before="120" w:after="0"/>
       </w:pPr>
-    </w:p>
-    <w:p>
-      <w:pPr>
-        <w:spacing w:before="40" w:after="40"/>
-      </w:pPr>
-      <w:r>
-        <w:rPr>
-          <w:color w:val="444444"/>
-          <w:sz w:val="20"/>
-          <w:szCs w:val="20"/>
-          <w:rFonts w:ascii="Arial" w:cs="Arial" w:eastAsia="Arial" w:hAnsi="Arial"/>
-        </w:rPr>
-        <w:t xml:space="preserve">TEST PROCEDURE</w:t>
-      </w:r>
-    </w:p>
-    <w:p>
-      <w:pPr>
-        <w:spacing w:before="40" w:after="40"/>
-      </w:pPr>
-      <w:r>
-        <w:rPr>
-          <w:color w:val="444444"/>
-          <w:sz w:val="20"/>
-          <w:szCs w:val="20"/>
-          <w:rFonts w:ascii="Arial" w:cs="Arial" w:eastAsia="Arial" w:hAnsi="Arial"/>
-        </w:rPr>
-        <w:t xml:space="preserve">Title: Test</w:t>
-      </w:r>
-    </w:p>
-    <w:p>
-      <w:pPr>
-        <w:spacing w:before="40" w:after="40"/>
-      </w:pPr>
-      <w:r>
-        <w:rPr>
-          <w:color w:val="444444"/>
-          <w:sz w:val="20"/>
-          <w:szCs w:val="20"/>
-          <w:rFonts w:ascii="Arial" w:cs="Arial" w:eastAsia="Arial" w:hAnsi="Arial"/>
-        </w:rPr>
-        <w:t xml:space="preserve">Reference: Test</w:t>
-      </w:r>
-    </w:p>
-    <w:p>
-      <w:pPr>
-        <w:spacing w:before="40" w:after="40"/>
-      </w:pPr>
-      <w:r>
-        <w:rPr>
-          <w:color w:val="444444"/>
-          <w:sz w:val="20"/>
-          <w:szCs w:val="20"/>
-          <w:rFonts w:ascii="Arial" w:cs="Arial" w:eastAsia="Arial" w:hAnsi="Arial"/>
-        </w:rPr>
-        <w:t xml:space="preserve">Operator: Alexis</w:t>
-      </w:r>
-    </w:p>
-    <w:p>
-      <w:pPr>
-        <w:spacing w:before="40" w:after="40"/>
-      </w:pPr>
-      <w:r>
-        <w:rPr>
-          <w:color w:val="444444"/>
-          <w:sz w:val="20"/>
-          <w:szCs w:val="20"/>
-          <w:rFonts w:ascii="Arial" w:cs="Arial" w:eastAsia="Arial" w:hAnsi="Arial"/>
-        </w:rPr>
-        <w:t xml:space="preserve">Category: Assembly</w:t>
-      </w:r>
-    </w:p>
-    <w:p>
-      <w:pPr>
-        <w:spacing w:before="40" w:after="40"/>
-      </w:pPr>
-      <w:r>
-        <w:rPr>
-          <w:color w:val="444444"/>
-          <w:sz w:val="20"/>
-          <w:szCs w:val="20"/>
-          <w:rFonts w:ascii="Arial" w:cs="Arial" w:eastAsia="Arial" w:hAnsi="Arial"/>
-        </w:rPr>
-        <w:t xml:space="preserve">Date: 24/06/2026</w:t>
-      </w:r>
     </w:p>
     <w:p>
       <w:pPr>
@@ -182,7 +84,7 @@
           <w:szCs w:val="26"/>
           <w:rFonts w:ascii="Arial" w:cs="Arial" w:eastAsia="Arial" w:hAnsi="Arial"/>
         </w:rPr>
-        <w:t xml:space="preserve">I. Preparation of Tools</w:t>
+        <w:t xml:space="preserve">I. Tool Preparation</w:t>
       </w:r>
     </w:p>
     <w:tbl>
@@ -229,7 +131,7 @@
                 <w:szCs w:val="22"/>
                 <w:rFonts w:ascii="Arial" w:cs="Arial" w:eastAsia="Arial" w:hAnsi="Arial"/>
               </w:rPr>
-              <w:t xml:space="preserve">1. Place the following tools on the workbench:</w:t>
+              <w:t xml:space="preserve">1. Place these tools on the work table (see photo)</w:t>
             </w:r>
           </w:p>
         </w:tc>
@@ -350,58 +252,16 @@
     </w:p>
     <w:p>
       <w:pPr>
-        <w:spacing w:before="40" w:after="40"/>
-        <w:ind w:left="720" w:hanging="240"/>
-      </w:pPr>
-      <w:r>
-        <w:rPr>
-          <w:sz w:val="20"/>
-          <w:szCs w:val="20"/>
-          <w:rFonts w:ascii="Arial" w:cs="Arial" w:eastAsia="Arial" w:hAnsi="Arial"/>
-        </w:rPr>
-        <w:t xml:space="preserve">• Tool 1</w:t>
-      </w:r>
-    </w:p>
-    <w:p>
-      <w:pPr>
-        <w:spacing w:before="40" w:after="40"/>
-        <w:ind w:left="720" w:hanging="240"/>
-      </w:pPr>
-      <w:r>
-        <w:rPr>
-          <w:sz w:val="20"/>
-          <w:szCs w:val="20"/>
-          <w:rFonts w:ascii="Arial" w:cs="Arial" w:eastAsia="Arial" w:hAnsi="Arial"/>
-        </w:rPr>
-        <w:t xml:space="preserve">• Tool 2</w:t>
-      </w:r>
-    </w:p>
-    <w:p>
-      <w:pPr>
-        <w:spacing w:before="40" w:after="40"/>
-        <w:ind w:left="720" w:hanging="240"/>
-      </w:pPr>
-      <w:r>
-        <w:rPr>
-          <w:sz w:val="20"/>
-          <w:szCs w:val="20"/>
-          <w:rFonts w:ascii="Arial" w:cs="Arial" w:eastAsia="Arial" w:hAnsi="Arial"/>
-        </w:rPr>
-        <w:t xml:space="preserve">• Tool 3</w:t>
-      </w:r>
-    </w:p>
-    <w:p>
-      <w:pPr>
-        <w:spacing w:before="40" w:after="40"/>
-      </w:pPr>
-      <w:r>
-        <w:rPr>
-          <w:color w:val="444444"/>
-          <w:sz w:val="20"/>
-          <w:szCs w:val="20"/>
-          <w:rFonts w:ascii="Arial" w:cs="Arial" w:eastAsia="Arial" w:hAnsi="Arial"/>
-        </w:rPr>
-        <w:t xml:space="preserve">(see photo)</w:t>
+        <w:spacing w:before="80" w:after="60"/>
+        <w:ind w:left="480"/>
+      </w:pPr>
+      <w:r>
+        <w:rPr>
+          <w:sz w:val="22"/>
+          <w:szCs w:val="22"/>
+          <w:rFonts w:ascii="Arial" w:cs="Arial" w:eastAsia="Arial" w:hAnsi="Arial"/>
+        </w:rPr>
+        <w:t xml:space="preserve">2. Ensure all tools are clean and in good condition (see photo)</w:t>
       </w:r>
     </w:p>
     <w:p>
@@ -420,7 +280,7 @@
           <w:szCs w:val="26"/>
           <w:rFonts w:ascii="Arial" w:cs="Arial" w:eastAsia="Arial" w:hAnsi="Arial"/>
         </w:rPr>
-        <w:t xml:space="preserve">II. Testing Process</w:t>
+        <w:t xml:space="preserve">II. Electronic Board Preparation</w:t>
       </w:r>
     </w:p>
     <w:p>
@@ -434,7 +294,7 @@
           <w:szCs w:val="22"/>
           <w:rFonts w:ascii="Arial" w:cs="Arial" w:eastAsia="Arial" w:hAnsi="Arial"/>
         </w:rPr>
-        <w:t xml:space="preserve">1. Verify that all tools are calibrated and in good working condition.</w:t>
+        <w:t xml:space="preserve">1. Inspect the electronic board for any defects or damages.</w:t>
       </w:r>
     </w:p>
     <w:p>
@@ -448,7 +308,7 @@
           <w:szCs w:val="22"/>
           <w:rFonts w:ascii="Arial" w:cs="Arial" w:eastAsia="Arial" w:hAnsi="Arial"/>
         </w:rPr>
-        <w:t xml:space="preserve">2. Conduct a preliminary inspection of the assembly components for any visible damage or defects.</w:t>
+        <w:t xml:space="preserve">2. Ensure all components are correctly placed on the board.</w:t>
       </w:r>
     </w:p>
     <w:p>
@@ -462,7 +322,7 @@
           <w:szCs w:val="22"/>
           <w:rFonts w:ascii="Arial" w:cs="Arial" w:eastAsia="Arial" w:hAnsi="Arial"/>
         </w:rPr>
-        <w:t xml:space="preserve">3. Begin the testing procedure by following the specific test parameters outlined in the product specifications.</w:t>
+        <w:t xml:space="preserve">3. Secure the board in a static-free environment.</w:t>
       </w:r>
     </w:p>
     <w:p>
@@ -481,7 +341,7 @@
           <w:szCs w:val="26"/>
           <w:rFonts w:ascii="Arial" w:cs="Arial" w:eastAsia="Arial" w:hAnsi="Arial"/>
         </w:rPr>
-        <w:t xml:space="preserve">III. Documentation and Reporting</w:t>
+        <w:t xml:space="preserve">III. Testing Procedure</w:t>
       </w:r>
     </w:p>
     <w:p>
@@ -495,7 +355,7 @@
           <w:szCs w:val="22"/>
           <w:rFonts w:ascii="Arial" w:cs="Arial" w:eastAsia="Arial" w:hAnsi="Arial"/>
         </w:rPr>
-        <w:t xml:space="preserve">1. Record all test results in the designated logbook.</w:t>
+        <w:t xml:space="preserve">1. Connect the electronic board to the testing equipment.</w:t>
       </w:r>
     </w:p>
     <w:p>
@@ -509,7 +369,7 @@
           <w:szCs w:val="22"/>
           <w:rFonts w:ascii="Arial" w:cs="Arial" w:eastAsia="Arial" w:hAnsi="Arial"/>
         </w:rPr>
-        <w:t xml:space="preserve">2. If any defects are discovered, document the issue and report it to the quality assurance department.</w:t>
+        <w:t xml:space="preserve">2. Power on the testing equipment and the electronic board.</w:t>
       </w:r>
     </w:p>
     <w:p>
@@ -523,26 +383,7 @@
           <w:szCs w:val="22"/>
           <w:rFonts w:ascii="Arial" w:cs="Arial" w:eastAsia="Arial" w:hAnsi="Arial"/>
         </w:rPr>
-        <w:t xml:space="preserve">3. Ensure all documentation is completed accurately and submitted by the end of the shift.</w:t>
-      </w:r>
-    </w:p>
-    <w:p>
-      <w:pPr>
-        <w:pBdr>
-          <w:bottom w:val="single" w:color="1B3A6B" w:sz="6" w:space="3"/>
-        </w:pBdr>
-        <w:spacing w:before="360" w:after="120"/>
-      </w:pPr>
-      <w:r>
-        <w:rPr>
-          <w:b/>
-          <w:bCs/>
-          <w:color w:val="1B3A6B"/>
-          <w:sz w:val="26"/>
-          <w:szCs w:val="26"/>
-          <w:rFonts w:ascii="Arial" w:cs="Arial" w:eastAsia="Arial" w:hAnsi="Arial"/>
-        </w:rPr>
-        <w:t xml:space="preserve">IV. Clean-Up</w:t>
+        <w:t xml:space="preserve">3. Monitor the readings and document any anomalies.</w:t>
       </w:r>
     </w:p>
     <w:p>
@@ -556,49 +397,7 @@
           <w:szCs w:val="22"/>
           <w:rFonts w:ascii="Arial" w:cs="Arial" w:eastAsia="Arial" w:hAnsi="Arial"/>
         </w:rPr>
-        <w:t xml:space="preserve">1. After testing is complete, return all tools to their designated storage locations.</w:t>
-      </w:r>
-    </w:p>
-    <w:p>
-      <w:pPr>
-        <w:spacing w:before="80" w:after="60"/>
-        <w:ind w:left="480"/>
-      </w:pPr>
-      <w:r>
-        <w:rPr>
-          <w:sz w:val="22"/>
-          <w:szCs w:val="22"/>
-          <w:rFonts w:ascii="Arial" w:cs="Arial" w:eastAsia="Arial" w:hAnsi="Arial"/>
-        </w:rPr>
-        <w:t xml:space="preserve">2. Clean the workbench and surrounding area to ensure it is ready for the next operator.</w:t>
-      </w:r>
-    </w:p>
-    <w:p>
-      <w:pPr>
-        <w:spacing w:before="80" w:after="60"/>
-        <w:ind w:left="480"/>
-      </w:pPr>
-      <w:r>
-        <w:rPr>
-          <w:sz w:val="22"/>
-          <w:szCs w:val="22"/>
-          <w:rFonts w:ascii="Arial" w:cs="Arial" w:eastAsia="Arial" w:hAnsi="Arial"/>
-        </w:rPr>
-        <w:t xml:space="preserve">3. Dispose of any waste materials according to the company's safety regulations.</w:t>
-      </w:r>
-    </w:p>
-    <w:p>
-      <w:pPr>
-        <w:spacing w:before="40" w:after="40"/>
-      </w:pPr>
-      <w:r>
-        <w:rPr>
-          <w:color w:val="444444"/>
-          <w:sz w:val="20"/>
-          <w:szCs w:val="20"/>
-          <w:rFonts w:ascii="Arial" w:cs="Arial" w:eastAsia="Arial" w:hAnsi="Arial"/>
-        </w:rPr>
-        <w:t xml:space="preserve">End of Procedure</w:t>
+        <w:t xml:space="preserve">4. Disconnect the electronic board once testing is complete.</w:t>
       </w:r>
     </w:p>
     <w:sectPr>
